--- a/docs/Aurora-Fotoportal-Blueprint.docx
+++ b/docs/Aurora-Fotoportal-Blueprint.docx
@@ -7788,6 +7788,103 @@
         <w:t>Slutt på dokumentert baseline.</w:t>
       </w:r>
     </w:p>
+    <w:p>
+      <w:pPr>
+        <w:pStyle w:val="Heading1"/>
+      </w:pPr>
+      <w:r>
+        <w:t>Aurora Platform Control Center – dev.31-fix21</w:t>
+      </w:r>
+    </w:p>
+    <w:p>
+      <w:r>
+        <w:t>Aurora Admin is established as the shared control center for installed Aurora products. The Dashboard discovers Aurora plugins and presents product cards with installation state, version, license information when available, and a direct route to the product workspace.</w:t>
+      </w:r>
+    </w:p>
+    <w:p>
+      <w:r>
+        <w:t>Aurora License remains a separate technical plugin but its administration is embedded in Aurora &gt; Lisenser when the License plugin is active. The legacy Fotoportal license editor is no longer the primary license UI.</w:t>
+      </w:r>
+    </w:p>
+    <w:p>
+      <w:r>
+        <w:t>Architecture rule: Aurora components remain independently deployable, while Aurora Admin provides one coherent platform navigation and dashboard. Each module continues to require its own license key.</w:t>
+      </w:r>
+    </w:p>
+    <w:p>
+      <w:pPr>
+        <w:pStyle w:val="Heading1"/>
+      </w:pPr>
+      <w:r>
+        <w:t>Aurora Control Center hierarchy – dev.31-fix22</w:t>
+      </w:r>
+    </w:p>
+    <w:p>
+      <w:r>
+        <w:t>The Aurora Platform dashboard is now product-oriented. Fotoportal-specific account and tenant blocks have been removed from the shared platform dashboard.</w:t>
+      </w:r>
+    </w:p>
+    <w:p>
+      <w:r>
+        <w:t>Opening the Aurora Fotoportal product card routes to a dedicated Aurora Fotoportal Admin layer. From there the platform owner administers photographer/studio accounts. Only after selecting a specific photographer account does the workflow proceed to that photographer's Workspace.</w:t>
+      </w:r>
+    </w:p>
+    <w:p>
+      <w:r>
+        <w:t>Locked navigation hierarchy: Aurora Control Center → Aurora Fotoportal Admin → Photographer Account → Photographer Workspace.</w:t>
+      </w:r>
+    </w:p>
+    <w:p>
+      <w:r>
+        <w:t>This hierarchy is the pattern for future Aurora products such as Project Showcase and Booking.</w:t>
+      </w:r>
+    </w:p>
+    <w:p>
+      <w:pPr>
+        <w:pStyle w:val="Heading1"/>
+      </w:pPr>
+      <w:r>
+        <w:t>Admin shell separation – dev.31-fix23</w:t>
+      </w:r>
+    </w:p>
+    <w:p>
+      <w:r>
+        <w:t>Aurora Control Center, Aurora Fotoportal Admin and Aurora License now have distinct administration shells. Product pages must not inherit another product's heading or navigation.</w:t>
+      </w:r>
+    </w:p>
+    <w:p>
+      <w:r>
+        <w:t>The shared Control Center shows only the platform header and installed-product dashboard. Aurora Fotoportal Admin owns its own navigation for Dashboard, Photographer Accounts, Modules, Branding and System. Aurora License renders without the Fotoportal header/navigation and provides a simple route back to the Control Center.</w:t>
+      </w:r>
+    </w:p>
+    <w:p>
+      <w:r>
+        <w:t>The Fotoportal navigation no longer contains License. License is a separate Aurora product/service managed through Aurora License.</w:t>
+      </w:r>
+    </w:p>
+    <w:p>
+      <w:pPr>
+        <w:pStyle w:val="Heading1"/>
+      </w:pPr>
+      <w:r>
+        <w:t>Global Aurora product navigation – dev.31-fix24</w:t>
+      </w:r>
+    </w:p>
+    <w:p>
+      <w:r>
+        <w:t>The WordPress submenu under Aurora is now reserved for the Aurora Control Center and installed Aurora products. Fotoportal-internal sections such as Photographer Accounts, Modules, Branding and System are hidden from the global WordPress submenu and remain available inside the Aurora Fotoportal Admin navigation.</w:t>
+      </w:r>
+    </w:p>
+    <w:p>
+      <w:r>
+        <w:t>Installed Aurora products are represented as peer entries. Aurora License is shown as its own product/service when active. Additional Aurora plugins can register an admin URL in the shared product registry and appear in the global Aurora submenu.</w:t>
+      </w:r>
+    </w:p>
+    <w:p>
+      <w:r>
+        <w:t>Product cards use a split Open control. The primary Open action enters the product's main admin. A secondary dropdown exposes product-specific shortcuts. This pattern is reusable by future Aurora products through quick_links metadata.</w:t>
+      </w:r>
+    </w:p>
     <w:sectPr>
       <w:footerReference w:type="default" r:id="rId9"/>
       <w:pgSz w:w="12240" w:h="15840"/>

--- a/docs/Aurora-Fotoportal-Blueprint.docx
+++ b/docs/Aurora-Fotoportal-Blueprint.docx
@@ -7788,6 +7788,116 @@
         <w:t>Slutt på dokumentert baseline.</w:t>
       </w:r>
     </w:p>
+    <w:p>
+      <w:pPr>
+        <w:pStyle w:val="Heading1"/>
+      </w:pPr>
+      <w:r>
+        <w:t>Aurora Platform Control Center – dev.31-fix21</w:t>
+      </w:r>
+    </w:p>
+    <w:p>
+      <w:r>
+        <w:t>Aurora Admin is established as the shared control center for installed Aurora products. The Dashboard discovers Aurora plugins and presents product cards with installation state, version, license information when available, and a direct route to the product workspace.</w:t>
+      </w:r>
+    </w:p>
+    <w:p>
+      <w:r>
+        <w:t>Aurora License remains a separate technical plugin but its administration is embedded in Aurora &gt; Lisenser when the License plugin is active. The legacy Fotoportal license editor is no longer the primary license UI.</w:t>
+      </w:r>
+    </w:p>
+    <w:p>
+      <w:r>
+        <w:t>Architecture rule: Aurora components remain independently deployable, while Aurora Admin provides one coherent platform navigation and dashboard. Each module continues to require its own license key.</w:t>
+      </w:r>
+    </w:p>
+    <w:p>
+      <w:pPr>
+        <w:pStyle w:val="Heading1"/>
+      </w:pPr>
+      <w:r>
+        <w:t>Aurora Control Center hierarchy – dev.31-fix22</w:t>
+      </w:r>
+    </w:p>
+    <w:p>
+      <w:r>
+        <w:t>The Aurora Platform dashboard is now product-oriented. Fotoportal-specific account and tenant blocks have been removed from the shared platform dashboard.</w:t>
+      </w:r>
+    </w:p>
+    <w:p>
+      <w:r>
+        <w:t>Opening the Aurora Fotoportal product card routes to a dedicated Aurora Fotoportal Admin layer. From there the platform owner administers photographer/studio accounts. Only after selecting a specific photographer account does the workflow proceed to that photographer's Workspace.</w:t>
+      </w:r>
+    </w:p>
+    <w:p>
+      <w:r>
+        <w:t>Locked navigation hierarchy: Aurora Control Center → Aurora Fotoportal Admin → Photographer Account → Photographer Workspace.</w:t>
+      </w:r>
+    </w:p>
+    <w:p>
+      <w:r>
+        <w:t>This hierarchy is the pattern for future Aurora products such as Project Showcase and Booking.</w:t>
+      </w:r>
+    </w:p>
+    <w:p>
+      <w:pPr>
+        <w:pStyle w:val="Heading1"/>
+      </w:pPr>
+      <w:r>
+        <w:t>Admin shell separation – dev.31-fix23</w:t>
+      </w:r>
+    </w:p>
+    <w:p>
+      <w:r>
+        <w:t>Aurora Control Center, Aurora Fotoportal Admin and Aurora License now have distinct administration shells. Product pages must not inherit another product's heading or navigation.</w:t>
+      </w:r>
+    </w:p>
+    <w:p>
+      <w:r>
+        <w:t>The shared Control Center shows only the platform header and installed-product dashboard. Aurora Fotoportal Admin owns its own navigation for Dashboard, Photographer Accounts, Modules, Branding and System. Aurora License renders without the Fotoportal header/navigation and provides a simple route back to the Control Center.</w:t>
+      </w:r>
+    </w:p>
+    <w:p>
+      <w:r>
+        <w:t>The Fotoportal navigation no longer contains License. License is a separate Aurora product/service managed through Aurora License.</w:t>
+      </w:r>
+    </w:p>
+    <w:p>
+      <w:pPr>
+        <w:pStyle w:val="Heading1"/>
+      </w:pPr>
+      <w:r>
+        <w:t>Global Aurora product navigation – dev.31-fix24</w:t>
+      </w:r>
+    </w:p>
+    <w:p>
+      <w:r>
+        <w:t>The WordPress submenu under Aurora is now reserved for the Aurora Control Center and installed Aurora products. Fotoportal-internal sections such as Photographer Accounts, Modules, Branding and System are hidden from the global WordPress submenu and remain available inside the Aurora Fotoportal Admin navigation.</w:t>
+      </w:r>
+    </w:p>
+    <w:p>
+      <w:r>
+        <w:t>Installed Aurora products are represented as peer entries. Aurora License is shown as its own product/service when active. Additional Aurora plugins can register an admin URL in the shared product registry and appear in the global Aurora submenu.</w:t>
+      </w:r>
+    </w:p>
+    <w:p>
+      <w:r>
+        <w:t>Product cards use a split Open control. The primary Open action enters the product's main admin. A secondary dropdown exposes product-specific shortcuts. This pattern is reusable by future Aurora products through quick_links metadata.</w:t>
+      </w:r>
+    </w:p>
+    <w:p>
+      <w:pPr>
+        <w:pStyle w:val="Heading1"/>
+      </w:pPr>
+      <w:r>
+        <w:t>Aurora Core integration - fix25</w:t>
+      </w:r>
+    </w:p>
+    <w:p>
+      <w:r>
+        <w:t>When Aurora Core is active, Aurora Fotoportal no longer owns the global Aurora WordPress menu. Fotoportal registers itself as a product in Aurora Core and retains hidden product-specific administration routes.</w:t>
+      </w:r>
+    </w:p>
     <w:sectPr>
       <w:footerReference w:type="default" r:id="rId9"/>
       <w:pgSz w:w="12240" w:h="15840"/>

--- a/docs/Aurora-Fotoportal-Blueprint.docx
+++ b/docs/Aurora-Fotoportal-Blueprint.docx
@@ -7898,6 +7898,348 @@
         <w:t>When Aurora Core is active, Aurora Fotoportal no longer owns the global Aurora WordPress menu. Fotoportal registers itself as a product in Aurora Core and retains hidden product-specific administration routes.</w:t>
       </w:r>
     </w:p>
+    <w:p>
+      <w:pPr>
+        <w:pStyle w:val="Heading1"/>
+      </w:pPr>
+      <w:r>
+        <w:t>Photographer Account &amp; Onboarding - Trial foundation (fix26)</w:t>
+      </w:r>
+    </w:p>
+    <w:p>
+      <w:r>
+        <w:t>New photographer accounts are created with status Trial and onboarding_state trial_active. The default demo period is 30 days and is configurable through the option 9ls1_aurora_fotoportal_trial_days.</w:t>
+      </w:r>
+    </w:p>
+    <w:p>
+      <w:r>
+        <w:t>The account model now stores trial_started_at, trial_ends_at and owner_user_id. Aurora Admin can extend a demo by 7, 14 or 30 days or force it to expire for lifecycle testing.</w:t>
+      </w:r>
+    </w:p>
+    <w:p>
+      <w:r>
+        <w:t>The existing local Fotoportal license mirror follows the account trial status and dates. Aurora License remains the future entitlement authority; direct cross-plugin creation/validation is intentionally deferred until the shared client contract is defined.</w:t>
+      </w:r>
+    </w:p>
+    <w:p>
+      <w:r>
+        <w:t>This phase does not yet include public self-registration, payment, purchase conversion, or the Keep demo data / Start clean choice. Those are subsequent onboarding phases.</w:t>
+      </w:r>
+    </w:p>
+    <w:p>
+      <w:pPr>
+        <w:pStyle w:val="Heading1"/>
+      </w:pPr>
+      <w:r>
+        <w:t>First-login onboarding and photographer user - fix27</w:t>
+      </w:r>
+    </w:p>
+    <w:p>
+      <w:r>
+        <w:t>Creating a photographer account now creates or links a WordPress user, assigns the Aurora Photographer role/capability, stores aurora_fotoportal_account_id on the user, and sends a secure WordPress password-reset/set-password link. Passwords are never sent in clear text.</w:t>
+      </w:r>
+    </w:p>
+    <w:p>
+      <w:r>
+        <w:t>Photographer users are resolved to their own account through tenant context and are redirected to Photographer Workspace after login.</w:t>
+      </w:r>
+    </w:p>
+    <w:p>
+      <w:r>
+        <w:t>Until onboarding_state is completed, a photographer is forced into a six-step onboarding wizard: Studio, Contact, Branding, Watermark, Customer Portal and Finish. Progress is persisted in onboarding_step, and completion is timestamped in onboarding_completed_at.</w:t>
+      </w:r>
+    </w:p>
+    <w:p>
+      <w:r>
+        <w:t>The wizard writes to the same tenant-specific portal settings already used by normal Fotoportal Settings. It does not create a parallel branding or watermark system.</w:t>
+      </w:r>
+    </w:p>
+    <w:p>
+      <w:r>
+        <w:t>After Fullfør oppsett, the photographer is sent to Dashboard and receives a first-time welcome panel. All onboarding settings remain editable later under Innstillinger.</w:t>
+      </w:r>
+    </w:p>
+    <w:p>
+      <w:pPr>
+        <w:pStyle w:val="Heading1"/>
+      </w:pPr>
+      <w:r>
+        <w:t>Invitation delivery and resend - fix28</w:t>
+      </w:r>
+    </w:p>
+    <w:p>
+      <w:r>
+        <w:t>Photographer invitations are handled by a reusable send_photographer_invitation() service. It creates or links the account owner WordPress user, binds aurora_fotoportal_account_id, generates a fresh WordPress password-reset key, and sends the onboarding invitation through wp_mail().</w:t>
+      </w:r>
+    </w:p>
+    <w:p>
+      <w:r>
+        <w:t>Aurora Admin provides Send invitation / Send invitation again on each photographer account. Resending always creates a new set-password key, so the latest invitation should be used.</w:t>
+      </w:r>
+    </w:p>
+    <w:p>
+      <w:r>
+        <w:t>Accounts created by fix27 without a linked owner can be repaired by the resend action: Aurora creates or links the photographer user before sending.</w:t>
+      </w:r>
+    </w:p>
+    <w:p>
+      <w:r>
+        <w:t>If wp_mail() fails, Aurora surfaces the wp_mail_failed message in the admin notice. A successful wp_mail() result means WordPress handed the message to the configured transport; final inbox delivery still depends on the site's SMTP/mail provider.</w:t>
+      </w:r>
+    </w:p>
+    <w:p>
+      <w:pPr>
+        <w:pStyle w:val="Heading1"/>
+      </w:pPr>
+      <w:r>
+        <w:t>Authentication-context separation - fix29</w:t>
+      </w:r>
+    </w:p>
+    <w:p>
+      <w:r>
+        <w:t>Photographer-owner authentication and photo-client/customer-portal authentication are separate security contexts. A customer portal context cookie must never redirect or authorize a photographer owner.</w:t>
+      </w:r>
+    </w:p>
+    <w:p>
+      <w:r>
+        <w:t>Photographer invitation reset links carry aurora_photographer_auth=1 and a Workspace redirect. The customer-auth interceptor also detects the Aurora Photographer role/capability or photographer_owner user meta on reset requests and bypasses customer routing.</w:t>
+      </w:r>
+    </w:p>
+    <w:p>
+      <w:r>
+        <w:t>When photographer authentication begins, any stale Aurora customer-context cookie is cleared. After successful login, the existing photographer login_redirect sends the owner to Photographer Workspace, where incomplete onboarding is enforced.</w:t>
+      </w:r>
+    </w:p>
+    <w:p>
+      <w:pPr>
+        <w:pStyle w:val="Heading1"/>
+      </w:pPr>
+      <w:r>
+        <w:t>Core functions and add-on policy - fix30</w:t>
+      </w:r>
+    </w:p>
+    <w:p>
+      <w:r>
+        <w:t>Aurora Fotoportal now distinguishes between product core functions and add-on modules. Core functions are Kunder, Prosjekter, Kontrakter, Dokumenter and Gallerier. These follow the Fotoportal product itself and cannot be disabled per photographer account.</w:t>
+      </w:r>
+    </w:p>
+    <w:p>
+      <w:r>
+        <w:t>Add-on modules are Premium Proof / PDF, Kundeportal, Favoritter &amp; kommentarer, HQ-levering, Nettbutikk and Customer App / PWA. Add-ons are the layer intended for future package and entitlement control through Aurora License.</w:t>
+      </w:r>
+    </w:p>
+    <w:p>
+      <w:r>
+        <w:t>The standard Trial policy enables the mature add-ons Premium Proof / PDF, Kundeportal, Favoritter &amp; kommentarer and HQ-levering so a photographer can evaluate the product broadly. Nettbutikk and Customer App / PWA remain disabled by default until those products are release-ready.</w:t>
+      </w:r>
+    </w:p>
+    <w:p>
+      <w:r>
+        <w:t>Schema migration 0.4.0 normalizes every account so core functions are enabled. Existing Trial accounts are also normalized to the standard Trial add-on set. Manual module saving can only change add-ons; core functions remain enabled.</w:t>
+      </w:r>
+    </w:p>
+    <w:p>
+      <w:pPr>
+        <w:pStyle w:val="Heading1"/>
+      </w:pPr>
+      <w:r>
+        <w:t>WordPress/admin authentication isolation - fix31</w:t>
+      </w:r>
+    </w:p>
+    <w:p>
+      <w:r>
+        <w:t>Aurora customer authentication must never be inferred from a portal context cookie on wp-login.php. The WordPress login endpoint is shared by administrators, photographers and other WordPress users.</w:t>
+      </w:r>
+    </w:p>
+    <w:p>
+      <w:r>
+        <w:t>From fix31, generic WordPress login requests are not intercepted by Fotoportal. A stale Aurora customer-context cookie is cleared and WordPress handles the request normally. Only an explicitly marked aurora_customer_auth request may enter the legacy WordPress customer-auth interception path.</w:t>
+      </w:r>
+    </w:p>
+    <w:p>
+      <w:r>
+        <w:t>Normal Aurora customer login and password recovery remain on the dedicated Fotoportal frontend routes, so this isolation does not remove the customer portal authentication experience.</w:t>
+      </w:r>
+    </w:p>
+    <w:p>
+      <w:pPr>
+        <w:pStyle w:val="Heading1"/>
+      </w:pPr>
+      <w:r>
+        <w:t>Dedicated photographer authentication - fix32</w:t>
+      </w:r>
+    </w:p>
+    <w:p>
+      <w:r>
+        <w:t>Photographer authentication is now a first-class Aurora flow and does not use wp-login.php as its user interface. WordPress remains the credential authority: Aurora uses get_password_reset_key(), check_password_reset_key(), reset_password() and wp_signon() underneath.</w:t>
+      </w:r>
+    </w:p>
+    <w:p>
+      <w:r>
+        <w:t>The invitation points to aurora_photographer_password with account_id, reset key and login. The route verifies the WordPress key and that the user belongs to the requested photographer account and has the Aurora Photographer role/capability. After password activation the user proceeds to aurora_photographer_login and then Photographer Workspace.</w:t>
+      </w:r>
+    </w:p>
+    <w:p>
+      <w:r>
+        <w:t>Authentication routing is permanently separated into three contexts: WordPress/Aurora Admin, Aurora Photographer, and Aurora Photo Client. No context cookie may infer or switch between these identities.</w:t>
+      </w:r>
+    </w:p>
+    <w:p>
+      <w:r>
+        <w:t>If onboarding is incomplete, Photographer Workspace forces the onboarding view after successful photographer login. Resend Invitation always generates a fresh key and uses the same dedicated Aurora photographer flow.</w:t>
+      </w:r>
+    </w:p>
+    <w:p>
+      <w:pPr>
+        <w:pStyle w:val="Heading1"/>
+      </w:pPr>
+      <w:r>
+        <w:t>Photographer Workspace and WooCommerce access - fix33</w:t>
+      </w:r>
+    </w:p>
+    <w:p>
+      <w:r>
+        <w:t>Photographer Workspace currently uses a protected wp-admin route with capability read plus aurora_fotoportal_photographer. WooCommerce can redirect low-privilege users away from wp-admin to My Account. Aurora Photographer owners are explicitly exempted from that WooCommerce redirect.</w:t>
+      </w:r>
+    </w:p>
+    <w:p>
+      <w:r>
+        <w:t>A photographer owner must use the Aurora Photographer role. If an existing non-privileged WordPress user with the same email was previously a WooCommerce customer, invitation resend or successful photographer login normalizes that user to aurora_photographer. WordPress administrators and WooCommerce managers are never role-rewritten.</w:t>
+      </w:r>
+    </w:p>
+    <w:p>
+      <w:r>
+        <w:t>The three authentication contexts remain separate: WordPress/Aurora Admin, Aurora Photographer, and Fotoportal Photo Client. A successful photographer login must resolve to the bound photographer account and then enter Photographer Workspace/onboarding.</w:t>
+      </w:r>
+    </w:p>
+    <w:p>
+      <w:pPr>
+        <w:pStyle w:val="Heading1"/>
+      </w:pPr>
+      <w:r>
+        <w:t>First-run onboarding shell - fix34</w:t>
+      </w:r>
+    </w:p>
+    <w:p>
+      <w:r>
+        <w:t>The photographer's first-run onboarding is a dedicated, distraction-free experience. The normal Photographer Workspace sidebar, top bar and dashboard content are not shown until onboarding is completed.</w:t>
+      </w:r>
+    </w:p>
+    <w:p>
+      <w:r>
+        <w:t>The six-step wizard is the only primary interface during first setup: Studio, Contact, Branding, Watermark, Customer Portal and Finish. All controls use the Aurora form system rather than browser-default WordPress form presentation.</w:t>
+      </w:r>
+    </w:p>
+    <w:p>
+      <w:r>
+        <w:t>After Finish, onboarding_state becomes completed and the photographer is redirected to the normal Dashboard with the full Workspace navigation.</w:t>
+      </w:r>
+    </w:p>
+    <w:p>
+      <w:pPr>
+        <w:pStyle w:val="Heading1"/>
+      </w:pPr>
+      <w:r>
+        <w:t>Onboarding field guidance and settings ownership - fix35</w:t>
+      </w:r>
+    </w:p>
+    <w:p>
+      <w:r>
+        <w:t>Every first-run onboarding field now includes concise contextual help describing where the value is shown to the photographer's customers and where it can be changed later. The onboarding wizard remains a setup layer over the same tenant-specific settings used by Photographer Workspace.</w:t>
+      </w:r>
+    </w:p>
+    <w:p>
+      <w:r>
+        <w:t>Aurora Photographer owners are authorized to save their own portal settings using the aurora_fotoportal_photographer capability. The save handler resolves account_id from the tenant context and, when required, from the authenticated photographer user's account binding. Platform-owner manage_options access is retained.</w:t>
+      </w:r>
+    </w:p>
+    <w:p>
+      <w:r>
+        <w:t>Watermark onboarding and Workspace guidance now recommends PNG or WebP/JPEG. SVG is not advertised while the current GD-based image-processing path does not provide reliable SVG rasterization.</w:t>
+      </w:r>
+    </w:p>
+    <w:p>
+      <w:pPr>
+        <w:pStyle w:val="Heading1"/>
+      </w:pPr>
+      <w:r>
+        <w:t>Aurora Photographer authentication design - fix35</w:t>
+      </w:r>
+    </w:p>
+    <w:p>
+      <w:r>
+        <w:t>Photographer login, first-password creation and activation confirmation use a dedicated Aurora full-screen authentication shell. The background is a high-resolution derivative of the existing Aurora platform visual already bundled with Fotoportal. A dark translucent glass panel provides the authentication controls.</w:t>
+      </w:r>
+    </w:p>
+    <w:p>
+      <w:r>
+        <w:t>The Photographer authentication design includes Aurora / Fotoportal identification, standard username/password fields, Remember me where applicable, the Aurora gradient action button and Powered by 9Ls1 Digital. Microsoft authentication is intentionally not included.</w:t>
+      </w:r>
+    </w:p>
+    <w:p>
+      <w:pPr>
+        <w:pStyle w:val="Heading1"/>
+      </w:pPr>
+      <w:r>
+        <w:t>Photographer account email and customer-facing email - fix36</w:t>
+      </w:r>
+    </w:p>
+    <w:p>
+      <w:r>
+        <w:t>The photographer account/contact email stored on the Aurora account is the canonical login and administrative communication address. Photographer users cannot change it from onboarding or Photographer Workspace. Changes to the canonical account email are an Aurora Admin responsibility.</w:t>
+      </w:r>
+    </w:p>
+    <w:p>
+      <w:r>
+        <w:t>A photographer may optionally define a separate customer-facing email in tenant portal settings. This address is used as visible contact/Reply-To for customer communication. When it is empty, Fotoportal falls back to the canonical account email.</w:t>
+      </w:r>
+    </w:p>
+    <w:p>
+      <w:pPr>
+        <w:pStyle w:val="Heading1"/>
+      </w:pPr>
+      <w:r>
+        <w:t>Photographer login background management - fix36</w:t>
+      </w:r>
+    </w:p>
+    <w:p>
+      <w:r>
+        <w:t>Aurora Admin / Branding owns the Photographer authentication backgrounds. Desktop/PC and mobile can be uploaded separately. Desktop is intended for landscape artwork and mobile for portrait artwork. If no mobile-specific image is configured, the desktop image is used as fallback.</w:t>
+      </w:r>
+    </w:p>
+    <w:p>
+      <w:r>
+        <w:t>Authentication backgrounds always fill the viewport using cover. The Aurora brand block and Fotoportal product label are rendered in the page markup above the glass authentication card, so form placement cannot cover the Aurora identity. Photographer password setup, activation and login share the same shell.</w:t>
+      </w:r>
+    </w:p>
+    <w:p>
+      <w:r>
+        <w:t>The bundled default desktop background is the high-resolution Aurora landscape supplied for the platform. Administrators may replace both desktop and mobile imagery without a plugin code change.</w:t>
+      </w:r>
+    </w:p>
+    <w:p>
+      <w:pPr>
+        <w:pStyle w:val="Heading1"/>
+      </w:pPr>
+      <w:r>
+        <w:t>Photographer invitation login URL - fix37</w:t>
+      </w:r>
+    </w:p>
+    <w:p>
+      <w:r>
+        <w:t>A Photographer Workspace URL is an authenticated application URL under wp-admin. It must not be used as the public login entry point because WordPress will correctly redirect an unauthenticated visitor to its standard wp-login.php.</w:t>
+      </w:r>
+    </w:p>
+    <w:p>
+      <w:r>
+        <w:t>From fix37, photographer invitations expose only Aurora authentication URLs: the secure Aurora set-password route and the dedicated Aurora Photographer Login route. The login route carries account_id and pre-fills the canonical account email.</w:t>
+      </w:r>
+    </w:p>
+    <w:p>
+      <w:r>
+        <w:t>After successful Aurora Photographer authentication, the application redirects internally to Photographer Workspace. Direct Workspace links are still valid for an existing authenticated session, but they are not sent as the login link in onboarding email.</w:t>
+      </w:r>
+    </w:p>
     <w:sectPr>
       <w:footerReference w:type="default" r:id="rId9"/>
       <w:pgSz w:w="12240" w:h="15840"/>

--- a/docs/Aurora-Fotoportal-Blueprint.docx
+++ b/docs/Aurora-Fotoportal-Blueprint.docx
@@ -89,14 +89,15 @@
             </w:tcMar>
           </w:tcPr>
           <w:p>
-            <w:r/>
+            <w:r>
+              <w:t>0.7.1-dev.31-fix38</w:t>
+            </w:r>
             <w:r>
               <w:rPr>
                 <w:rFonts w:ascii="Aptos" w:hAnsi="Aptos"/>
                 <w:b w:val="0"/>
                 <w:sz w:val="18"/>
               </w:rPr>
-              <w:t>0.7.1-dev.31-fix20</w:t>
             </w:r>
           </w:p>
         </w:tc>
@@ -7768,12 +7769,12 @@
               </w:rPr>
               <w:t>Ny fast regel</w:t>
               <w:br/>
+              <w:t>Fra og med 0.7.1-dev.31-fix38 skal hver Aurora Fotoportal ZIP inneholde oppdatert docs/Aurora-Fotoportal-Blueprint.docx. Blueprinten skal oppdateres når arkitektur, funksjoner, dataflyt, sikkerhet, statusmodell eller roadmap endres. Tekniske ADR-er og Markdown-changelog beholdes parallelt.</w:t>
             </w:r>
             <w:r>
               <w:rPr>
                 <w:sz w:val="19"/>
               </w:rPr>
-              <w:t>Fra og med 0.7.1-dev.31-fix20 skal hver Aurora Fotoportal ZIP inneholde oppdatert docs/Aurora-Fotoportal-Blueprint.docx. Blueprinten skal oppdateres når arkitektur, funksjoner, dataflyt, sikkerhet, statusmodell eller roadmap endres. Tekniske ADR-er og Markdown-changelog beholdes parallelt.</w:t>
             </w:r>
           </w:p>
         </w:tc>
@@ -8240,8 +8241,287 @@
         <w:t>After successful Aurora Photographer authentication, the application redirects internally to Photographer Workspace. Direct Workspace links are still valid for an existing authenticated session, but they are not sent as the login link in onboarding email.</w:t>
       </w:r>
     </w:p>
+    <w:p>
+      <w:r>
+        <w:br w:type="page"/>
+      </w:r>
+    </w:p>
+    <w:p>
+      <w:r>
+        <w:rPr>
+          <w:b/>
+          <w:sz w:val="36"/>
+        </w:rPr>
+        <w:t>Release Update · 0.7.1-dev.31-fix38</w:t>
+      </w:r>
+    </w:p>
+    <w:p>
+      <w:r>
+        <w:rPr>
+          <w:b/>
+        </w:rPr>
+        <w:t>Central login branding and customer authentication presentation</w:t>
+      </w:r>
+    </w:p>
+    <w:p>
+      <w:r>
+        <w:t>Denne oppdateringen samler styringen av innloggingsbranding under Aurora Admin → Branding og viderefører den etablerte separasjonen mellom WordPress/Aurora Admin, Aurora Photographer og Aurora Photo Client.</w:t>
+      </w:r>
+    </w:p>
+    <w:p>
+      <w:pPr>
+        <w:pStyle w:val="ListBullet"/>
+      </w:pPr>
+      <w:r>
+        <w:t>Fotografinnlogging bruker nå Logo URL fra Aurora Admin som autoritativ Aurora-logo. Dersom feltet er tomt brukes tidligere innebygget/generert Aurora-identitet som fallback.</w:t>
+      </w:r>
+    </w:p>
+    <w:p>
+      <w:pPr>
+        <w:pStyle w:val="ListBullet"/>
+      </w:pPr>
+      <w:r>
+        <w:t>Aurora Admin har egne opplastingsfelt for fotokunde-login: desktop/PC og mobil.</w:t>
+      </w:r>
+    </w:p>
+    <w:p>
+      <w:pPr>
+        <w:pStyle w:val="ListBullet"/>
+      </w:pPr>
+      <w:r>
+        <w:t>Kundens mobilbakgrunn faller tilbake til kundens desktop-bakgrunn, deretter fotograf-loginens bakgrunn dersom egne kundebilder ikke er konfigurert.</w:t>
+      </w:r>
+    </w:p>
+    <w:p>
+      <w:pPr>
+        <w:pStyle w:val="ListBullet"/>
+      </w:pPr>
+      <w:r>
+        <w:t>Fotokunde-login og passordflater bruker en egen fullskjerms, responsiv glass-style auth shell.</w:t>
+      </w:r>
+    </w:p>
+    <w:p>
+      <w:pPr>
+        <w:pStyle w:val="ListBullet"/>
+      </w:pPr>
+      <w:r>
+        <w:t>På kundevendte innloggingsflater prioriteres fotografens/studioets egen logo. Aurora-logo brukes som fallback dersom fotografen ikke har konfigurert logo.</w:t>
+      </w:r>
+    </w:p>
+    <w:p>
+      <w:pPr>
+        <w:pStyle w:val="ListBullet"/>
+      </w:pPr>
+      <w:r>
+        <w:t>Bakgrunnsbilder for fotokunde-login er plattformeierstyrt. Fotografen kan ikke endre disse i Photographer Workspace i denne versjonen.</w:t>
+      </w:r>
+    </w:p>
+    <w:p>
+      <w:pPr>
+        <w:pStyle w:val="ListBullet"/>
+      </w:pPr>
+      <w:r>
+        <w:t>Ingen endring i autentiseringsgrensene: kundelogin bruker fortsatt kundeautorisasjon og tenant/account_id; fotograf-login bruker separat Aurora Photographer-auth.</w:t>
+      </w:r>
+    </w:p>
+    <w:p>
+      <w:r>
+        <w:rPr>
+          <w:b/>
+        </w:rPr>
+        <w:t>Admin-felter</w:t>
+      </w:r>
+    </w:p>
+    <w:p>
+      <w:pPr>
+        <w:pStyle w:val="ListBullet"/>
+      </w:pPr>
+      <w:r>
+        <w:t>Fotograf-login bakgrunn – desktop / PC</w:t>
+      </w:r>
+    </w:p>
+    <w:p>
+      <w:pPr>
+        <w:pStyle w:val="ListBullet"/>
+      </w:pPr>
+      <w:r>
+        <w:t>Fotograf-login bakgrunn – mobil</w:t>
+      </w:r>
+    </w:p>
+    <w:p>
+      <w:pPr>
+        <w:pStyle w:val="ListBullet"/>
+      </w:pPr>
+      <w:r>
+        <w:t>Fotokunde-login bakgrunn – desktop / PC</w:t>
+      </w:r>
+    </w:p>
+    <w:p>
+      <w:pPr>
+        <w:pStyle w:val="ListBullet"/>
+      </w:pPr>
+      <w:r>
+        <w:t>Fotokunde-login bakgrunn – mobil</w:t>
+      </w:r>
+    </w:p>
+    <w:p>
+      <w:pPr>
+        <w:pStyle w:val="ListBullet"/>
+      </w:pPr>
+      <w:r>
+        <w:t>Logo URL – brukes som sentral Aurora-logo på fotograf-auth og som fallback på kundelogin.</w:t>
+      </w:r>
+    </w:p>
+    <w:p>
+      <w:r>
+        <w:rPr>
+          <w:b/>
+        </w:rPr>
+        <w:t>Fallback-policy</w:t>
+      </w:r>
+    </w:p>
+    <w:p>
+      <w:r>
+        <w:t>Fotograf-logo: Aurora Admin Logo URL → innebygget Aurora-identitet. Fotokunde-logo: fotograf/studio-logo → Aurora Admin Logo URL. Fotokunde-bakgrunn mobil: kundemobil → kundedesktop → fotografmobil → fotografdesktop.</w:t>
+      </w:r>
+    </w:p>
+    <w:p>
+      <w:r>
+        <w:br w:type="page"/>
+      </w:r>
+    </w:p>
+    <w:p>
+      <w:r>
+        <w:rPr>
+          <w:b/>
+          <w:sz w:val="36"/>
+        </w:rPr>
+        <w:t>Release Update · 0.7.1-dev.31-fix39</w:t>
+      </w:r>
+    </w:p>
+    <w:p>
+      <w:r>
+        <w:rPr>
+          <w:b/>
+        </w:rPr>
+        <w:t>Login brand lockup and customer glass refinement</w:t>
+      </w:r>
+    </w:p>
+    <w:p>
+      <w:r>
+        <w:t>Denne oppdateringen finjusterer de to innloggingsflatene uten å endre autentiseringsarkitekturen.</w:t>
+      </w:r>
+    </w:p>
+    <w:p>
+      <w:pPr>
+        <w:pStyle w:val="ListBullet"/>
+      </w:pPr>
+      <w:r>
+        <w:t>Fotografinnloggingen bruker fortsatt Logo URL fra Aurora Admin som autoritativt logo-symbol.</w:t>
+      </w:r>
+    </w:p>
+    <w:p>
+      <w:pPr>
+        <w:pStyle w:val="ListBullet"/>
+      </w:pPr>
+      <w:r>
+        <w:t>AURORA-navnet og teksten «Intelligent Business Platform» rendres nå alltid sammen med logo-symbolet, slik at den komplette Aurora-identiteten vises på fotografinnlogging og aktiveringsflater.</w:t>
+      </w:r>
+    </w:p>
+    <w:p>
+      <w:pPr>
+        <w:pStyle w:val="ListBullet"/>
+      </w:pPr>
+      <w:r>
+        <w:t>Hvis Logo URL ikke er konfigurert, brukes innebygget Aurora-symbol som fallback, mens AURORA-navn og plattformtekst fortsatt vises.</w:t>
+      </w:r>
+    </w:p>
+    <w:p>
+      <w:pPr>
+        <w:pStyle w:val="ListBullet"/>
+      </w:pPr>
+      <w:r>
+        <w:t>Innloggingskortet i fotokundeportalen er gjort mer transparent og bruker sterkere backdrop-blur. Bakgrunnsbildet blir dermed tydeligere synlig uten å redusere lesbarheten i skjemaet.</w:t>
+      </w:r>
+    </w:p>
+    <w:p>
+      <w:pPr>
+        <w:pStyle w:val="ListBullet"/>
+      </w:pPr>
+      <w:r>
+        <w:t>Fotokunde-branding fortsetter å prioritere fotografens/studioets logo, med Aurora-logo som fallback.</w:t>
+      </w:r>
+    </w:p>
+    <w:p>
+      <w:r>
+        <w:br w:type="page"/>
+      </w:r>
+    </w:p>
+    <w:p>
+      <w:r>
+        <w:rPr>
+          <w:b/>
+          <w:sz w:val="36"/>
+        </w:rPr>
+        <w:t>Release Update · 0.7.1-dev.31-fix40</w:t>
+      </w:r>
+    </w:p>
+    <w:p>
+      <w:r>
+        <w:rPr>
+          <w:b/>
+        </w:rPr>
+        <w:t>Aurora photographer-login typography lock</w:t>
+      </w:r>
+    </w:p>
+    <w:p>
+      <w:r>
+        <w:t>Denne oppdateringen låser den etablerte Aurora-wordmark-typografien på fotografens autentiseringsflater. Ingen autentiseringsflyt, tenant-logikk eller kundelogin er endret.</w:t>
+      </w:r>
+    </w:p>
+    <w:p>
+      <w:pPr>
+        <w:pStyle w:val="ListBullet"/>
+      </w:pPr>
+      <w:r>
+        <w:t>AURORA-wordmark bruker Montserrat Light (300).</w:t>
+      </w:r>
+    </w:p>
+    <w:p>
+      <w:pPr>
+        <w:pStyle w:val="ListBullet"/>
+      </w:pPr>
+      <w:r>
+        <w:t>Letter-spacing er satt til 0.30em innenfor den avtalte Aurora-standarden 0.28–0.35em.</w:t>
+      </w:r>
+    </w:p>
+    <w:p>
+      <w:pPr>
+        <w:pStyle w:val="ListBullet"/>
+      </w:pPr>
+      <w:r>
+        <w:t>Montserrat 300 lastes eksplisitt i den dedikerte photographer-auth shell, med sikker sans-serif fallback.</w:t>
+      </w:r>
+    </w:p>
+    <w:p>
+      <w:pPr>
+        <w:pStyle w:val="ListBullet"/>
+      </w:pPr>
+      <w:r>
+        <w:t>Logo URL fra Aurora Admin forblir autoritativt logo-symbol over AURORA-wordmark.</w:t>
+      </w:r>
+    </w:p>
+    <w:p>
+      <w:pPr>
+        <w:pStyle w:val="ListBullet"/>
+      </w:pPr>
+      <w:r>
+        <w:t>Fix39 sin kundeportal-transparens og login-branding beholdes uendret.</w:t>
+      </w:r>
+    </w:p>
     <w:sectPr>
       <w:footerReference w:type="default" r:id="rId9"/>
+      <w:headerReference w:type="default" r:id="rId10"/>
       <w:pgSz w:w="12240" w:h="15840"/>
       <w:pgMar w:top="936" w:right="1037" w:bottom="936" w:left="1037" w:header="720" w:footer="720" w:gutter="0"/>
       <w:cols w:space="720"/>
@@ -8259,14 +8539,20 @@
       <w:jc w:val="center"/>
     </w:pPr>
     <w:r>
-      <w:rPr>
-        <w:color w:val="6E6E78"/>
-        <w:sz w:val="16"/>
-      </w:rPr>
-      <w:t>Aurora Fotoportal · Blueprint baseline 0.7.1-dev.31-fix20 · 9Ls1 Digital</w:t>
+      <w:t>Aurora Fotoportal · Blueprint baseline 0.7.1-dev.31-fix40 · 9Ls1 Digital</w:t>
     </w:r>
   </w:p>
 </w:ftr>
+</file>
+
+<file path=word/header1.xml><?xml version="1.0" encoding="utf-8"?>
+<w:hdr xmlns:m="http://schemas.openxmlformats.org/officeDocument/2006/math" xmlns:mc="http://schemas.openxmlformats.org/markup-compatibility/2006" xmlns:mo="http://schemas.microsoft.com/office/mac/office/2008/main" xmlns:mv="urn:schemas-microsoft-com:mac:vml" xmlns:o="urn:schemas-microsoft-com:office:office" xmlns:r="http://schemas.openxmlformats.org/officeDocument/2006/relationships" xmlns:v="urn:schemas-microsoft-com:vml" xmlns:w10="urn:schemas-microsoft-com:office:word" xmlns:w14="http://schemas.microsoft.com/office/word/2010/wordml" xmlns:w="http://schemas.openxmlformats.org/wordprocessingml/2006/main" xmlns:wne="http://schemas.microsoft.com/office/word/2006/wordml" xmlns:wp14="http://schemas.microsoft.com/office/word/2010/wordprocessingDrawing" xmlns:wp="http://schemas.openxmlformats.org/drawingml/2006/wordprocessingDrawing" xmlns:wpc="http://schemas.microsoft.com/office/word/2010/wordprocessingCanvas" xmlns:wpg="http://schemas.microsoft.com/office/word/2010/wordprocessingGroup" xmlns:wpi="http://schemas.microsoft.com/office/word/2010/wordprocessingInk" xmlns:wps="http://schemas.microsoft.com/office/word/2010/wordprocessingShape" mc:Ignorable="w14 wp14">
+  <w:p>
+    <w:pPr>
+      <w:pStyle w:val="Header"/>
+    </w:pPr>
+  </w:p>
+</w:hdr>
 </file>
 
 <file path=word/numbering.xml><?xml version="1.0" encoding="utf-8"?>

--- a/docs/Aurora-Fotoportal-Blueprint.docx
+++ b/docs/Aurora-Fotoportal-Blueprint.docx
@@ -8519,6 +8519,102 @@
         <w:t>Fix39 sin kundeportal-transparens og login-branding beholdes uendret.</w:t>
       </w:r>
     </w:p>
+    <w:p>
+      <w:r>
+        <w:br w:type="page"/>
+      </w:r>
+    </w:p>
+    <w:p>
+      <w:r>
+        <w:rPr>
+          <w:b/>
+          <w:sz w:val="36"/>
+        </w:rPr>
+        <w:t>Release Update · 0.7.1-dev.32-account1</w:t>
+      </w:r>
+    </w:p>
+    <w:p>
+      <w:r>
+        <w:rPr>
+          <w:b/>
+        </w:rPr>
+        <w:t>Photographer Account Management · foundation</w:t>
+      </w:r>
+    </w:p>
+    <w:p>
+      <w:r>
+        <w:t>Denne utviklingsblokken etablerer Aurora Admin sitt fotograf-/studiokundekartotek som plattformeierens administrative hovedregister. Kontoopplysninger tilhører Aurora Account/tenant-laget og skal ikke ligge som spredt WordPress user-meta.</w:t>
+      </w:r>
+    </w:p>
+    <w:p>
+      <w:pPr>
+        <w:pStyle w:val="ListBullet"/>
+      </w:pPr>
+      <w:r>
+        <w:t>Aurora Account schema v0.5.0 utvider fotografkontoen med organisasjonsnummer, kontakttelefon, nettside, fakturanavn, fakturaadresse, postnummer, sted, land, faktura-e-post, interne adminnotater og last_active_at.</w:t>
+      </w:r>
+    </w:p>
+    <w:p>
+      <w:pPr>
+        <w:pStyle w:val="ListBullet"/>
+      </w:pPr>
+      <w:r>
+        <w:t>Aurora Admin → Fotografkontoer har søk på studio, kontaktperson, e-post, telefon, organisasjonsnummer og faktura-e-post.</w:t>
+      </w:r>
+    </w:p>
+    <w:p>
+      <w:pPr>
+        <w:pStyle w:val="ListBullet"/>
+      </w:pPr>
+      <w:r>
+        <w:t>Kundekartoteket kan filtreres på kontostatus og sorteres på navn, opprettet, sist oppdatert, sist aktiv og status.</w:t>
+      </w:r>
+    </w:p>
+    <w:p>
+      <w:pPr>
+        <w:pStyle w:val="ListBullet"/>
+      </w:pPr>
+      <w:r>
+        <w:t>Fotograf-/studiokortet samler firmaopplysninger, kontakt/innlogging, fakturainformasjon, interne notater, plan/lisens, Trial-status, invitasjon og modultilgang.</w:t>
+      </w:r>
+    </w:p>
+    <w:p>
+      <w:pPr>
+        <w:pStyle w:val="ListBullet"/>
+      </w:pPr>
+      <w:r>
+        <w:t>Konto-/login-e-post er fortsatt autoritativt styrt av Aurora Admin. Ved adminendring forsøkes e-post på koblet photographer-owner-bruker synkronisert når adressen ikke allerede er i bruk.</w:t>
+      </w:r>
+    </w:p>
+    <w:p>
+      <w:pPr>
+        <w:pStyle w:val="ListBullet"/>
+      </w:pPr>
+      <w:r>
+        <w:t>Sist aktiv oppdateres ved vellykket Aurora Photographer Login og ved videreføring av en allerede autentisert photographer-session.</w:t>
+      </w:r>
+    </w:p>
+    <w:p>
+      <w:pPr>
+        <w:pStyle w:val="ListBullet"/>
+      </w:pPr>
+      <w:r>
+        <w:t>Eksisterende Trial-, invitation- og module-policy videreføres uendret. Support access er neste del av samme feature-branch og skal bygges som eksplisitt, logget og tidsbegrenset adgang uten deling av fotografens passord.</w:t>
+      </w:r>
+    </w:p>
+    <w:p>
+      <w:r>
+        <w:rPr>
+          <w:b/>
+        </w:rPr>
+        <w:t>Neste fase</w:t>
+      </w:r>
+    </w:p>
+    <w:p>
+      <w:r>
+        <w:t>Sikker supporttilgang fra Aurora Admin til en fotografkonto, basert på fotografens eksplisitte samtykke, tidsbegrenset impersonation/support-session og revisjonslogg. Deretter følger sentralt Master Template-bibliotek og ny PDF-generator som separate utviklingsblokker.</w:t>
+      </w:r>
+    </w:p>
     <w:sectPr>
       <w:footerReference w:type="default" r:id="rId9"/>
       <w:headerReference w:type="default" r:id="rId10"/>
@@ -8539,7 +8635,7 @@
       <w:jc w:val="center"/>
     </w:pPr>
     <w:r>
-      <w:t>Aurora Fotoportal · Blueprint baseline 0.7.1-dev.31-fix40 · 9Ls1 Digital</w:t>
+      <w:t>Aurora Fotoportal · Blueprint baseline 0.7.1-dev.32-account1 · 9Ls1 Digital</w:t>
     </w:r>
   </w:p>
 </w:ftr>

--- a/docs/Aurora-Fotoportal-Blueprint.docx
+++ b/docs/Aurora-Fotoportal-Blueprint.docx
@@ -8615,6 +8615,110 @@
         <w:t>Sikker supporttilgang fra Aurora Admin til en fotografkonto, basert på fotografens eksplisitte samtykke, tidsbegrenset impersonation/support-session og revisjonslogg. Deretter følger sentralt Master Template-bibliotek og ny PDF-generator som separate utviklingsblokker.</w:t>
       </w:r>
     </w:p>
+    <w:p>
+      <w:r>
+        <w:br w:type="page"/>
+      </w:r>
+    </w:p>
+    <w:p>
+      <w:r>
+        <w:rPr>
+          <w:b/>
+          <w:sz w:val="36"/>
+        </w:rPr>
+        <w:t>Release Update · 0.7.1-dev.32-account2</w:t>
+      </w:r>
+    </w:p>
+    <w:p>
+      <w:r>
+        <w:rPr>
+          <w:b/>
+        </w:rPr>
+        <w:t>Consent-based support access</w:t>
+      </w:r>
+    </w:p>
+    <w:p>
+      <w:r>
+        <w:t>Denne oppdateringen etablerer sikker, eksplisitt og tidsbegrenset supporttilgang fra Aurora Admin til fotografens Photographer Workspace. Løsningen endrer ikke fotografens passord og gir ikke plattformeier permanent tilgang til fotografdata.</w:t>
+      </w:r>
+    </w:p>
+    <w:p>
+      <w:pPr>
+        <w:pStyle w:val="ListBullet"/>
+      </w:pPr>
+      <w:r>
+        <w:t>Fotografen styrer selv supporttilgang under Photographer Workspace → Innstillinger → Support og personvern.</w:t>
+      </w:r>
+    </w:p>
+    <w:p>
+      <w:pPr>
+        <w:pStyle w:val="ListBullet"/>
+      </w:pPr>
+      <w:r>
+        <w:t>Aurora Admin kan kun åpne Workspace når fotografkontoen har support_access_enabled aktivert.</w:t>
+      </w:r>
+    </w:p>
+    <w:p>
+      <w:pPr>
+        <w:pStyle w:val="ListBullet"/>
+      </w:pPr>
+      <w:r>
+        <w:t>En supportøkt varer i 60 minutter, er bundet til den valgte account_id og bruker administratorens eksisterende autentiserte WordPress/Aurora-sesjon. Fotografens passord leses, lagres eller deles aldri.</w:t>
+      </w:r>
+    </w:p>
+    <w:p>
+      <w:pPr>
+        <w:pStyle w:val="ListBullet"/>
+      </w:pPr>
+      <w:r>
+        <w:t>Photographer Workspace viser et tydelig Supportmodus-banner med fotograf-/studionavn og knapp for å avslutte økten.</w:t>
+      </w:r>
+    </w:p>
+    <w:p>
+      <w:pPr>
+        <w:pStyle w:val="ListBullet"/>
+      </w:pPr>
+      <w:r>
+        <w:t>Supportkonteksten avsluttes automatisk ved utløp, dersom fotografen trekker samtykket, eller når administratoren forlater Photographer Workspace til andre adminflater.</w:t>
+      </w:r>
+    </w:p>
+    <w:p>
+      <w:pPr>
+        <w:pStyle w:val="ListBullet"/>
+      </w:pPr>
+      <w:r>
+        <w:t>Aurora Admin-kundekortet viser om support er godkjent, når tilgangen sist ble aktivert, knapp for å starte supportøkt og en kort supportlogg.</w:t>
+      </w:r>
+    </w:p>
+    <w:p>
+      <w:pPr>
+        <w:pStyle w:val="ListBullet"/>
+      </w:pPr>
+      <w:r>
+        <w:t>Supporthendelser logges i en egen plattformtabell: samtykke aktivert/deaktivert, supportøkt startet/avsluttet, avvist forsøk og administrativ revokering.</w:t>
+      </w:r>
+    </w:p>
+    <w:p>
+      <w:pPr>
+        <w:pStyle w:val="ListBullet"/>
+      </w:pPr>
+      <w:r>
+        <w:t>Account schema er oppgradert fra 0.5.0 til 0.6.0 med additive supportfelter og support_logs-tabell.</w:t>
+      </w:r>
+    </w:p>
+    <w:p>
+      <w:r>
+        <w:rPr>
+          <w:b/>
+        </w:rPr>
+        <w:t>Sikkerhetsprinsipp</w:t>
+      </w:r>
+    </w:p>
+    <w:p>
+      <w:r>
+        <w:t>Supporttilgang er samtykkebasert og midlertidig. Den gir Aurora Administrator mulighet til å feilsøke og bistå inne i riktig tenant, men skal ikke brukes som generell plattformeiertilgang til fotografens sluttkundedata. Hver supportøkt må kunne spores til aktør, fotografkonto og tidspunkt.</w:t>
+      </w:r>
+    </w:p>
     <w:sectPr>
       <w:footerReference w:type="default" r:id="rId9"/>
       <w:headerReference w:type="default" r:id="rId10"/>
@@ -8635,7 +8739,7 @@
       <w:jc w:val="center"/>
     </w:pPr>
     <w:r>
-      <w:t>Aurora Fotoportal · Blueprint baseline 0.7.1-dev.32-account1 · 9Ls1 Digital</w:t>
+      <w:t>Aurora Fotoportal · Blueprint baseline 0.7.1-dev.32-account2 · 9Ls1 Digital</w:t>
     </w:r>
   </w:p>
 </w:ftr>
